--- a/docs/MANUAL_ESTUDIANTE.docx
+++ b/docs/MANUAL_ESTUDIANTE.docx
@@ -781,7 +781,7 @@
           <w:sz w:val="22"/>
           <w:szCs w:val="22"/>
         </w:rPr>
-        <w:t xml:space="preserve">**La foto es obligatoria.** Sin ella, el código no funcionará.</w:t>
+        <w:t xml:space="preserve">**La foto es opcional.** Si no tienes cámara o permisos, puedes escribir directamente el código.</w:t>
       </w:r>
     </w:p>
     <w:p>
@@ -1666,10 +1666,10 @@
           <w:b/>
           <w:bCs/>
         </w:rPr>
-        <w:t xml:space="preserve">La foto es obligatoria.</w:t>
-      </w:r>
-      <w:r>
-        <w:t xml:space="preserve"> El código nunca funciona sin evidencia.</w:t>
+        <w:t xml:space="preserve">La foto es opcional.</w:t>
+      </w:r>
+      <w:r>
+        <w:t xml:space="preserve"> Te ayuda como evidencia, pero si no tienes cámara puedes escribir el código directamente.</w:t>
       </w:r>
     </w:p>
     <w:p>

--- a/docs/MANUAL_ESTUDIANTE.docx
+++ b/docs/MANUAL_ESTUDIANTE.docx
@@ -9,6 +9,7 @@
       </w:pPr>
       <w:r>
         <w:rPr>
+          <w:rFonts w:ascii="Aptos" w:hAnsi="Aptos" w:eastAsia="Aptos"/>
           <w:b/>
           <w:bCs/>
           <w:color w:val="12304F"/>
@@ -24,9 +25,11 @@
       </w:pPr>
       <w:r>
         <w:rPr>
+          <w:rFonts w:ascii="Aptos" w:hAnsi="Aptos" w:eastAsia="Aptos"/>
           <w:b/>
           <w:bCs/>
           <w:color w:val="12304F"/>
+          <w:sz w:val="21"/>
         </w:rPr>
         <w:t xml:space="preserve">Manual del Estudiante — ANTIVIRUS ADN</w:t>
       </w:r>
@@ -37,9 +40,11 @@
       </w:pPr>
       <w:r>
         <w:rPr>
+          <w:rFonts w:ascii="Aptos" w:hAnsi="Aptos" w:eastAsia="Aptos"/>
           <w:b/>
           <w:bCs/>
           <w:color w:val="22D3EE"/>
+          <w:sz w:val="21"/>
         </w:rPr>
         <w:t xml:space="preserve">Tu Misión: Hackea el Virus y Recupera tu Identidad</w:t>
       </w:r>
@@ -58,55 +63,87 @@
       </w:pPr>
       <w:r>
         <w:rPr>
+          <w:rFonts w:ascii="Aptos" w:hAnsi="Aptos" w:eastAsia="Aptos"/>
           <w:b/>
           <w:bCs/>
           <w:color w:val="22D3EE"/>
+          <w:sz w:val="21"/>
         </w:rPr>
         <w:t xml:space="preserve">Bienvenido, Operador</w:t>
       </w:r>
     </w:p>
     <w:p>
       <w:r>
+        <w:rPr>
+          <w:rFonts w:ascii="Aptos" w:hAnsi="Aptos" w:eastAsia="Aptos"/>
+          <w:sz w:val="21"/>
+        </w:rPr>
         <w:t xml:space="preserve">Un virus llamado </w:t>
       </w:r>
       <w:r>
         <w:rPr>
-          <w:b/>
-          <w:bCs/>
+          <w:rFonts w:ascii="Aptos" w:hAnsi="Aptos" w:eastAsia="Aptos"/>
+          <w:b/>
+          <w:bCs/>
+          <w:sz w:val="21"/>
         </w:rPr>
         <w:t xml:space="preserve">COMPARACIÓN</w:t>
       </w:r>
       <w:r>
+        <w:rPr>
+          <w:rFonts w:ascii="Aptos" w:hAnsi="Aptos" w:eastAsia="Aptos"/>
+          <w:sz w:val="21"/>
+        </w:rPr>
         <w:t xml:space="preserve"> ha entrado en tu ADN de identidad. Te susurra que vales menos, que no encajas, que alguien es mejor que tú.</w:t>
       </w:r>
     </w:p>
     <w:p>
       <w:r>
+        <w:rPr>
+          <w:rFonts w:ascii="Aptos" w:hAnsi="Aptos" w:eastAsia="Aptos"/>
+          <w:sz w:val="21"/>
+        </w:rPr>
         <w:t xml:space="preserve">Tu misión: superar </w:t>
       </w:r>
       <w:r>
         <w:rPr>
-          <w:b/>
-          <w:bCs/>
+          <w:rFonts w:ascii="Aptos" w:hAnsi="Aptos" w:eastAsia="Aptos"/>
+          <w:b/>
+          <w:bCs/>
+          <w:sz w:val="21"/>
         </w:rPr>
         <w:t xml:space="preserve">6 niveles</w:t>
       </w:r>
       <w:r>
+        <w:rPr>
+          <w:rFonts w:ascii="Aptos" w:hAnsi="Aptos" w:eastAsia="Aptos"/>
+          <w:sz w:val="21"/>
+        </w:rPr>
         <w:t xml:space="preserve">, completar los retos y recuperar el código de tu verdadera identidad.</w:t>
       </w:r>
     </w:p>
     <w:p>
       <w:r>
+        <w:rPr>
+          <w:rFonts w:ascii="Aptos" w:hAnsi="Aptos" w:eastAsia="Aptos"/>
+          <w:sz w:val="21"/>
+        </w:rPr>
         <w:t xml:space="preserve">En cada nivel desbloquearás una pieza de la </w:t>
       </w:r>
       <w:r>
         <w:rPr>
-          <w:b/>
-          <w:bCs/>
+          <w:rFonts w:ascii="Aptos" w:hAnsi="Aptos" w:eastAsia="Aptos"/>
+          <w:b/>
+          <w:bCs/>
+          <w:sz w:val="21"/>
         </w:rPr>
         <w:t xml:space="preserve">armadura de Dios</w:t>
       </w:r>
       <w:r>
+        <w:rPr>
+          <w:rFonts w:ascii="Aptos" w:hAnsi="Aptos" w:eastAsia="Aptos"/>
+          <w:sz w:val="21"/>
+        </w:rPr>
         <w:t xml:space="preserve"> (Efesios 6).</w:t>
       </w:r>
     </w:p>
@@ -124,9 +161,11 @@
       </w:pPr>
       <w:r>
         <w:rPr>
+          <w:rFonts w:ascii="Aptos" w:hAnsi="Aptos" w:eastAsia="Aptos"/>
           <w:b/>
           <w:bCs/>
           <w:color w:val="22D3EE"/>
+          <w:sz w:val="21"/>
         </w:rPr>
         <w:t xml:space="preserve">Paso 1: Inicia la Misión</w:t>
       </w:r>
@@ -140,6 +179,10 @@
         </w:numPr>
       </w:pPr>
       <w:r>
+        <w:rPr>
+          <w:rFonts w:ascii="Aptos" w:hAnsi="Aptos" w:eastAsia="Aptos"/>
+          <w:sz w:val="21"/>
+        </w:rPr>
         <w:t xml:space="preserve">Abre la app en tu navegador (celular, tableta o laptop).</w:t>
       </w:r>
     </w:p>
@@ -152,16 +195,26 @@
         </w:numPr>
       </w:pPr>
       <w:r>
+        <w:rPr>
+          <w:rFonts w:ascii="Aptos" w:hAnsi="Aptos" w:eastAsia="Aptos"/>
+          <w:sz w:val="21"/>
+        </w:rPr>
         <w:t xml:space="preserve">Verás una pantalla oscura con una alerta roja: </w:t>
       </w:r>
       <w:r>
         <w:rPr>
-          <w:b/>
-          <w:bCs/>
+          <w:rFonts w:ascii="Aptos" w:hAnsi="Aptos" w:eastAsia="Aptos"/>
+          <w:b/>
+          <w:bCs/>
+          <w:sz w:val="21"/>
         </w:rPr>
         <w:t xml:space="preserve">"AMENAZA DETECTADA"</w:t>
       </w:r>
       <w:r>
+        <w:rPr>
+          <w:rFonts w:ascii="Aptos" w:hAnsi="Aptos" w:eastAsia="Aptos"/>
+          <w:sz w:val="21"/>
+        </w:rPr>
         <w:t xml:space="preserve">.</w:t>
       </w:r>
     </w:p>
@@ -174,6 +227,10 @@
         </w:numPr>
       </w:pPr>
       <w:r>
+        <w:rPr>
+          <w:rFonts w:ascii="Aptos" w:hAnsi="Aptos" w:eastAsia="Aptos"/>
+          <w:sz w:val="21"/>
+        </w:rPr>
         <w:t xml:space="preserve">Lee la explicación del virus.</w:t>
       </w:r>
     </w:p>
@@ -186,16 +243,26 @@
         </w:numPr>
       </w:pPr>
       <w:r>
+        <w:rPr>
+          <w:rFonts w:ascii="Aptos" w:hAnsi="Aptos" w:eastAsia="Aptos"/>
+          <w:sz w:val="21"/>
+        </w:rPr>
         <w:t xml:space="preserve">Toca el botón azul: </w:t>
       </w:r>
       <w:r>
         <w:rPr>
-          <w:b/>
-          <w:bCs/>
+          <w:rFonts w:ascii="Aptos" w:hAnsi="Aptos" w:eastAsia="Aptos"/>
+          <w:b/>
+          <w:bCs/>
+          <w:sz w:val="21"/>
         </w:rPr>
         <w:t xml:space="preserve">INICIAR MISIÓN</w:t>
       </w:r>
       <w:r>
+        <w:rPr>
+          <w:rFonts w:ascii="Aptos" w:hAnsi="Aptos" w:eastAsia="Aptos"/>
+          <w:sz w:val="21"/>
+        </w:rPr>
         <w:t xml:space="preserve">.</w:t>
       </w:r>
     </w:p>
@@ -208,6 +275,7 @@
       </w:pPr>
       <w:r>
         <w:rPr>
+          <w:rFonts w:ascii="Aptos" w:hAnsi="Aptos" w:eastAsia="Aptos"/>
           <w:i/>
           <w:iCs/>
           <w:color w:val="7C93AE"/>
@@ -231,9 +299,11 @@
       </w:pPr>
       <w:r>
         <w:rPr>
+          <w:rFonts w:ascii="Aptos" w:hAnsi="Aptos" w:eastAsia="Aptos"/>
           <w:b/>
           <w:bCs/>
           <w:color w:val="22D3EE"/>
+          <w:sz w:val="21"/>
         </w:rPr>
         <w:t xml:space="preserve">Paso 2: Crea tu Operador</w:t>
       </w:r>
@@ -248,12 +318,18 @@
       </w:pPr>
       <w:r>
         <w:rPr>
-          <w:b/>
-          <w:bCs/>
+          <w:rFonts w:ascii="Aptos" w:hAnsi="Aptos" w:eastAsia="Aptos"/>
+          <w:b/>
+          <w:bCs/>
+          <w:sz w:val="21"/>
         </w:rPr>
         <w:t xml:space="preserve">Escribe tu nombre</w:t>
       </w:r>
       <w:r>
+        <w:rPr>
+          <w:rFonts w:ascii="Aptos" w:hAnsi="Aptos" w:eastAsia="Aptos"/>
+          <w:sz w:val="21"/>
+        </w:rPr>
         <w:t xml:space="preserve"> (o un nombre de código) en el campo. Máximo 18 letras.</w:t>
       </w:r>
     </w:p>
@@ -267,12 +343,18 @@
       </w:pPr>
       <w:r>
         <w:rPr>
-          <w:b/>
-          <w:bCs/>
+          <w:rFonts w:ascii="Aptos" w:hAnsi="Aptos" w:eastAsia="Aptos"/>
+          <w:b/>
+          <w:bCs/>
+          <w:sz w:val="21"/>
         </w:rPr>
         <w:t xml:space="preserve">Elige un estilo</w:t>
       </w:r>
       <w:r>
+        <w:rPr>
+          <w:rFonts w:ascii="Aptos" w:hAnsi="Aptos" w:eastAsia="Aptos"/>
+          <w:sz w:val="21"/>
+        </w:rPr>
         <w:t xml:space="preserve"> tocando uno de los botones:</w:t>
       </w:r>
     </w:p>
@@ -285,6 +367,10 @@
         </w:numPr>
       </w:pPr>
       <w:r>
+        <w:rPr>
+          <w:rFonts w:ascii="Aptos" w:hAnsi="Aptos" w:eastAsia="Aptos"/>
+          <w:sz w:val="21"/>
+        </w:rPr>
         <w:t xml:space="preserve">Aventura</w:t>
       </w:r>
     </w:p>
@@ -297,6 +383,10 @@
         </w:numPr>
       </w:pPr>
       <w:r>
+        <w:rPr>
+          <w:rFonts w:ascii="Aptos" w:hAnsi="Aptos" w:eastAsia="Aptos"/>
+          <w:sz w:val="21"/>
+        </w:rPr>
         <w:t xml:space="preserve">Clásico</w:t>
       </w:r>
     </w:p>
@@ -309,6 +399,10 @@
         </w:numPr>
       </w:pPr>
       <w:r>
+        <w:rPr>
+          <w:rFonts w:ascii="Aptos" w:hAnsi="Aptos" w:eastAsia="Aptos"/>
+          <w:sz w:val="21"/>
+        </w:rPr>
         <w:t xml:space="preserve">Sonrisa</w:t>
       </w:r>
     </w:p>
@@ -321,6 +415,10 @@
         </w:numPr>
       </w:pPr>
       <w:r>
+        <w:rPr>
+          <w:rFonts w:ascii="Aptos" w:hAnsi="Aptos" w:eastAsia="Aptos"/>
+          <w:sz w:val="21"/>
+        </w:rPr>
         <w:t xml:space="preserve">Moderno</w:t>
       </w:r>
     </w:p>
@@ -334,22 +432,34 @@
       </w:pPr>
       <w:r>
         <w:rPr>
-          <w:b/>
-          <w:bCs/>
+          <w:rFonts w:ascii="Aptos" w:hAnsi="Aptos" w:eastAsia="Aptos"/>
+          <w:b/>
+          <w:bCs/>
+          <w:sz w:val="21"/>
         </w:rPr>
         <w:t xml:space="preserve">Elige tu personaje</w:t>
       </w:r>
       <w:r>
+        <w:rPr>
+          <w:rFonts w:ascii="Aptos" w:hAnsi="Aptos" w:eastAsia="Aptos"/>
+          <w:sz w:val="21"/>
+        </w:rPr>
         <w:t xml:space="preserve"> entre las 8 opciones que aparecen. Si quieres ver más, toca </w:t>
       </w:r>
       <w:r>
         <w:rPr>
-          <w:b/>
-          <w:bCs/>
+          <w:rFonts w:ascii="Aptos" w:hAnsi="Aptos" w:eastAsia="Aptos"/>
+          <w:b/>
+          <w:bCs/>
+          <w:sz w:val="21"/>
         </w:rPr>
         <w:t xml:space="preserve">VER OTROS</w:t>
       </w:r>
       <w:r>
+        <w:rPr>
+          <w:rFonts w:ascii="Aptos" w:hAnsi="Aptos" w:eastAsia="Aptos"/>
+          <w:sz w:val="21"/>
+        </w:rPr>
         <w:t xml:space="preserve">.</w:t>
       </w:r>
     </w:p>
@@ -362,16 +472,26 @@
         </w:numPr>
       </w:pPr>
       <w:r>
+        <w:rPr>
+          <w:rFonts w:ascii="Aptos" w:hAnsi="Aptos" w:eastAsia="Aptos"/>
+          <w:sz w:val="21"/>
+        </w:rPr>
         <w:t xml:space="preserve">Cuando tengas todo listo, toca </w:t>
       </w:r>
       <w:r>
         <w:rPr>
-          <w:b/>
-          <w:bCs/>
+          <w:rFonts w:ascii="Aptos" w:hAnsi="Aptos" w:eastAsia="Aptos"/>
+          <w:b/>
+          <w:bCs/>
+          <w:sz w:val="21"/>
         </w:rPr>
         <w:t xml:space="preserve">ENTRAR AL SISTEMA</w:t>
       </w:r>
       <w:r>
+        <w:rPr>
+          <w:rFonts w:ascii="Aptos" w:hAnsi="Aptos" w:eastAsia="Aptos"/>
+          <w:sz w:val="21"/>
+        </w:rPr>
         <w:t xml:space="preserve">.</w:t>
       </w:r>
     </w:p>
@@ -384,6 +504,7 @@
       </w:pPr>
       <w:r>
         <w:rPr>
+          <w:rFonts w:ascii="Aptos" w:hAnsi="Aptos" w:eastAsia="Aptos"/>
           <w:i/>
           <w:iCs/>
           <w:color w:val="7C93AE"/>
@@ -407,15 +528,21 @@
       </w:pPr>
       <w:r>
         <w:rPr>
+          <w:rFonts w:ascii="Aptos" w:hAnsi="Aptos" w:eastAsia="Aptos"/>
           <w:b/>
           <w:bCs/>
           <w:color w:val="22D3EE"/>
+          <w:sz w:val="21"/>
         </w:rPr>
         <w:t xml:space="preserve">Paso 3: Tu Mapa de Niveles</w:t>
       </w:r>
     </w:p>
     <w:p>
       <w:r>
+        <w:rPr>
+          <w:rFonts w:ascii="Aptos" w:hAnsi="Aptos" w:eastAsia="Aptos"/>
+          <w:sz w:val="21"/>
+        </w:rPr>
         <w:t xml:space="preserve">Ahora ves el mapa con 6 niveles:</w:t>
       </w:r>
     </w:p>
@@ -428,16 +555,26 @@
         </w:numPr>
       </w:pPr>
       <w:r>
+        <w:rPr>
+          <w:rFonts w:ascii="Aptos" w:hAnsi="Aptos" w:eastAsia="Aptos"/>
+          <w:sz w:val="21"/>
+        </w:rPr>
         <w:t xml:space="preserve">Solo el </w:t>
       </w:r>
       <w:r>
         <w:rPr>
-          <w:b/>
-          <w:bCs/>
+          <w:rFonts w:ascii="Aptos" w:hAnsi="Aptos" w:eastAsia="Aptos"/>
+          <w:b/>
+          <w:bCs/>
+          <w:sz w:val="21"/>
         </w:rPr>
         <w:t xml:space="preserve">Nivel 1</w:t>
       </w:r>
       <w:r>
+        <w:rPr>
+          <w:rFonts w:ascii="Aptos" w:hAnsi="Aptos" w:eastAsia="Aptos"/>
+          <w:sz w:val="21"/>
+        </w:rPr>
         <w:t xml:space="preserve"> está disponible al inicio.</w:t>
       </w:r>
     </w:p>
@@ -450,16 +587,26 @@
         </w:numPr>
       </w:pPr>
       <w:r>
+        <w:rPr>
+          <w:rFonts w:ascii="Aptos" w:hAnsi="Aptos" w:eastAsia="Aptos"/>
+          <w:sz w:val="21"/>
+        </w:rPr>
         <w:t xml:space="preserve">Los demás están </w:t>
       </w:r>
       <w:r>
         <w:rPr>
-          <w:b/>
-          <w:bCs/>
+          <w:rFonts w:ascii="Aptos" w:hAnsi="Aptos" w:eastAsia="Aptos"/>
+          <w:b/>
+          <w:bCs/>
+          <w:sz w:val="21"/>
         </w:rPr>
         <w:t xml:space="preserve">bloqueados</w:t>
       </w:r>
       <w:r>
+        <w:rPr>
+          <w:rFonts w:ascii="Aptos" w:hAnsi="Aptos" w:eastAsia="Aptos"/>
+          <w:sz w:val="21"/>
+        </w:rPr>
         <w:t xml:space="preserve"> hasta que completes el anterior.</w:t>
       </w:r>
     </w:p>
@@ -472,6 +619,10 @@
         </w:numPr>
       </w:pPr>
       <w:r>
+        <w:rPr>
+          <w:rFonts w:ascii="Aptos" w:hAnsi="Aptos" w:eastAsia="Aptos"/>
+          <w:sz w:val="21"/>
+        </w:rPr>
         <w:t xml:space="preserve">Arriba ves tu avatar, tu nombre y una barra de progreso.</w:t>
       </w:r>
     </w:p>
@@ -484,21 +635,35 @@
         </w:numPr>
       </w:pPr>
       <w:r>
+        <w:rPr>
+          <w:rFonts w:ascii="Aptos" w:hAnsi="Aptos" w:eastAsia="Aptos"/>
+          <w:sz w:val="21"/>
+        </w:rPr>
         <w:t xml:space="preserve">Abajo ves una </w:t>
       </w:r>
       <w:r>
         <w:rPr>
-          <w:b/>
-          <w:bCs/>
+          <w:rFonts w:ascii="Aptos" w:hAnsi="Aptos" w:eastAsia="Aptos"/>
+          <w:b/>
+          <w:bCs/>
+          <w:sz w:val="21"/>
         </w:rPr>
         <w:t xml:space="preserve">tarjeta de identidad</w:t>
       </w:r>
       <w:r>
+        <w:rPr>
+          <w:rFonts w:ascii="Aptos" w:hAnsi="Aptos" w:eastAsia="Aptos"/>
+          <w:sz w:val="21"/>
+        </w:rPr>
         <w:t xml:space="preserve"> bloqueada.</w:t>
       </w:r>
     </w:p>
     <w:p>
       <w:r>
+        <w:rPr>
+          <w:rFonts w:ascii="Aptos" w:hAnsi="Aptos" w:eastAsia="Aptos"/>
+          <w:sz w:val="21"/>
+        </w:rPr>
         <w:t xml:space="preserve">Para entrar a un nivel, toca su botón.</w:t>
       </w:r>
     </w:p>
@@ -516,15 +681,21 @@
       </w:pPr>
       <w:r>
         <w:rPr>
+          <w:rFonts w:ascii="Aptos" w:hAnsi="Aptos" w:eastAsia="Aptos"/>
           <w:b/>
           <w:bCs/>
           <w:color w:val="22D3EE"/>
+          <w:sz w:val="21"/>
         </w:rPr>
         <w:t xml:space="preserve">Paso 4: Entra a un Nivel</w:t>
       </w:r>
     </w:p>
     <w:p>
       <w:r>
+        <w:rPr>
+          <w:rFonts w:ascii="Aptos" w:hAnsi="Aptos" w:eastAsia="Aptos"/>
+          <w:sz w:val="21"/>
+        </w:rPr>
         <w:t xml:space="preserve">Cada nivel tiene esta secuencia:</w:t>
       </w:r>
     </w:p>
@@ -534,9 +705,11 @@
       </w:pPr>
       <w:r>
         <w:rPr>
+          <w:rFonts w:ascii="Aptos" w:hAnsi="Aptos" w:eastAsia="Aptos"/>
           <w:b/>
           <w:bCs/>
           <w:color w:val="34E39B"/>
+          <w:sz w:val="21"/>
         </w:rPr>
         <w:t xml:space="preserve">1. Escucha las instrucciones</w:t>
       </w:r>
@@ -551,22 +724,34 @@
       </w:pPr>
       <w:r>
         <w:rPr>
-          <w:b/>
-          <w:bCs/>
+          <w:rFonts w:ascii="Aptos" w:hAnsi="Aptos" w:eastAsia="Aptos"/>
+          <w:b/>
+          <w:bCs/>
+          <w:sz w:val="21"/>
         </w:rPr>
         <w:t xml:space="preserve">Leo</w:t>
       </w:r>
       <w:r>
+        <w:rPr>
+          <w:rFonts w:ascii="Aptos" w:hAnsi="Aptos" w:eastAsia="Aptos"/>
+          <w:sz w:val="21"/>
+        </w:rPr>
         <w:t xml:space="preserve"> (o </w:t>
       </w:r>
       <w:r>
         <w:rPr>
-          <w:b/>
-          <w:bCs/>
+          <w:rFonts w:ascii="Aptos" w:hAnsi="Aptos" w:eastAsia="Aptos"/>
+          <w:b/>
+          <w:bCs/>
+          <w:sz w:val="21"/>
         </w:rPr>
         <w:t xml:space="preserve">Sara</w:t>
       </w:r>
       <w:r>
+        <w:rPr>
+          <w:rFonts w:ascii="Aptos" w:hAnsi="Aptos" w:eastAsia="Aptos"/>
+          <w:sz w:val="21"/>
+        </w:rPr>
         <w:t xml:space="preserve">) te habla automáticamente.</w:t>
       </w:r>
     </w:p>
@@ -579,16 +764,26 @@
         </w:numPr>
       </w:pPr>
       <w:r>
+        <w:rPr>
+          <w:rFonts w:ascii="Aptos" w:hAnsi="Aptos" w:eastAsia="Aptos"/>
+          <w:sz w:val="21"/>
+        </w:rPr>
         <w:t xml:space="preserve">Lee el </w:t>
       </w:r>
       <w:r>
         <w:rPr>
-          <w:b/>
-          <w:bCs/>
+          <w:rFonts w:ascii="Aptos" w:hAnsi="Aptos" w:eastAsia="Aptos"/>
+          <w:b/>
+          <w:bCs/>
+          <w:sz w:val="21"/>
         </w:rPr>
         <w:t xml:space="preserve">"Informe del virus"</w:t>
       </w:r>
       <w:r>
+        <w:rPr>
+          <w:rFonts w:ascii="Aptos" w:hAnsi="Aptos" w:eastAsia="Aptos"/>
+          <w:sz w:val="21"/>
+        </w:rPr>
         <w:t xml:space="preserve"> que explica la amenaza.</w:t>
       </w:r>
     </w:p>
@@ -601,16 +796,26 @@
         </w:numPr>
       </w:pPr>
       <w:r>
+        <w:rPr>
+          <w:rFonts w:ascii="Aptos" w:hAnsi="Aptos" w:eastAsia="Aptos"/>
+          <w:sz w:val="21"/>
+        </w:rPr>
         <w:t xml:space="preserve">Si necesitas escuchar de nuevo, toca </w:t>
       </w:r>
       <w:r>
         <w:rPr>
-          <w:b/>
-          <w:bCs/>
+          <w:rFonts w:ascii="Aptos" w:hAnsi="Aptos" w:eastAsia="Aptos"/>
+          <w:b/>
+          <w:bCs/>
+          <w:sz w:val="21"/>
         </w:rPr>
         <w:t xml:space="preserve">Repetir</w:t>
       </w:r>
       <w:r>
+        <w:rPr>
+          <w:rFonts w:ascii="Aptos" w:hAnsi="Aptos" w:eastAsia="Aptos"/>
+          <w:sz w:val="21"/>
+        </w:rPr>
         <w:t xml:space="preserve">.</w:t>
       </w:r>
     </w:p>
@@ -623,16 +828,26 @@
         </w:numPr>
       </w:pPr>
       <w:r>
+        <w:rPr>
+          <w:rFonts w:ascii="Aptos" w:hAnsi="Aptos" w:eastAsia="Aptos"/>
+          <w:sz w:val="21"/>
+        </w:rPr>
         <w:t xml:space="preserve">Si necesitas ayuda, toca </w:t>
       </w:r>
       <w:r>
         <w:rPr>
-          <w:b/>
-          <w:bCs/>
+          <w:rFonts w:ascii="Aptos" w:hAnsi="Aptos" w:eastAsia="Aptos"/>
+          <w:b/>
+          <w:bCs/>
+          <w:sz w:val="21"/>
         </w:rPr>
         <w:t xml:space="preserve">Pista</w:t>
       </w:r>
       <w:r>
+        <w:rPr>
+          <w:rFonts w:ascii="Aptos" w:hAnsi="Aptos" w:eastAsia="Aptos"/>
+          <w:sz w:val="21"/>
+        </w:rPr>
         <w:t xml:space="preserve">.</w:t>
       </w:r>
     </w:p>
@@ -642,9 +857,11 @@
       </w:pPr>
       <w:r>
         <w:rPr>
+          <w:rFonts w:ascii="Aptos" w:hAnsi="Aptos" w:eastAsia="Aptos"/>
           <w:b/>
           <w:bCs/>
           <w:color w:val="34E39B"/>
+          <w:sz w:val="21"/>
         </w:rPr>
         <w:t xml:space="preserve">2. Haz el reto físico</w:t>
       </w:r>
@@ -658,16 +875,26 @@
         </w:numPr>
       </w:pPr>
       <w:r>
+        <w:rPr>
+          <w:rFonts w:ascii="Aptos" w:hAnsi="Aptos" w:eastAsia="Aptos"/>
+          <w:sz w:val="21"/>
+        </w:rPr>
         <w:t xml:space="preserve">Lee la sección </w:t>
       </w:r>
       <w:r>
         <w:rPr>
-          <w:b/>
-          <w:bCs/>
+          <w:rFonts w:ascii="Aptos" w:hAnsi="Aptos" w:eastAsia="Aptos"/>
+          <w:b/>
+          <w:bCs/>
+          <w:sz w:val="21"/>
         </w:rPr>
         <w:t xml:space="preserve">"Reto en físico"</w:t>
       </w:r>
       <w:r>
+        <w:rPr>
+          <w:rFonts w:ascii="Aptos" w:hAnsi="Aptos" w:eastAsia="Aptos"/>
+          <w:sz w:val="21"/>
+        </w:rPr>
         <w:t xml:space="preserve">.</w:t>
       </w:r>
     </w:p>
@@ -680,6 +907,10 @@
         </w:numPr>
       </w:pPr>
       <w:r>
+        <w:rPr>
+          <w:rFonts w:ascii="Aptos" w:hAnsi="Aptos" w:eastAsia="Aptos"/>
+          <w:sz w:val="21"/>
+        </w:rPr>
         <w:t xml:space="preserve">Realiza la actividad que se describe (tarjetas, QR, caminar, declarar, buscar versículo).</w:t>
       </w:r>
     </w:p>
@@ -692,6 +923,10 @@
         </w:numPr>
       </w:pPr>
       <w:r>
+        <w:rPr>
+          <w:rFonts w:ascii="Aptos" w:hAnsi="Aptos" w:eastAsia="Aptos"/>
+          <w:sz w:val="21"/>
+        </w:rPr>
         <w:t xml:space="preserve">Trabaja con tu equipo.</w:t>
       </w:r>
     </w:p>
@@ -701,9 +936,11 @@
       </w:pPr>
       <w:r>
         <w:rPr>
+          <w:rFonts w:ascii="Aptos" w:hAnsi="Aptos" w:eastAsia="Aptos"/>
           <w:b/>
           <w:bCs/>
           <w:color w:val="34E39B"/>
+          <w:sz w:val="21"/>
         </w:rPr>
         <w:t xml:space="preserve">3. Toma la foto</w:t>
       </w:r>
@@ -717,16 +954,26 @@
         </w:numPr>
       </w:pPr>
       <w:r>
+        <w:rPr>
+          <w:rFonts w:ascii="Aptos" w:hAnsi="Aptos" w:eastAsia="Aptos"/>
+          <w:sz w:val="21"/>
+        </w:rPr>
         <w:t xml:space="preserve">Cuando termines el reto, toca </w:t>
       </w:r>
       <w:r>
         <w:rPr>
-          <w:b/>
-          <w:bCs/>
+          <w:rFonts w:ascii="Aptos" w:hAnsi="Aptos" w:eastAsia="Aptos"/>
+          <w:b/>
+          <w:bCs/>
+          <w:sz w:val="21"/>
         </w:rPr>
         <w:t xml:space="preserve">TOMAR FOTO</w:t>
       </w:r>
       <w:r>
+        <w:rPr>
+          <w:rFonts w:ascii="Aptos" w:hAnsi="Aptos" w:eastAsia="Aptos"/>
+          <w:sz w:val="21"/>
+        </w:rPr>
         <w:t xml:space="preserve">.</w:t>
       </w:r>
     </w:p>
@@ -739,6 +986,10 @@
         </w:numPr>
       </w:pPr>
       <w:r>
+        <w:rPr>
+          <w:rFonts w:ascii="Aptos" w:hAnsi="Aptos" w:eastAsia="Aptos"/>
+          <w:sz w:val="21"/>
+        </w:rPr>
         <w:t xml:space="preserve">Se abre la cámara del dispositivo.</w:t>
       </w:r>
     </w:p>
@@ -751,6 +1002,10 @@
         </w:numPr>
       </w:pPr>
       <w:r>
+        <w:rPr>
+          <w:rFonts w:ascii="Aptos" w:hAnsi="Aptos" w:eastAsia="Aptos"/>
+          <w:sz w:val="21"/>
+        </w:rPr>
         <w:t xml:space="preserve">Toma una foto del trabajo que hicieron.</w:t>
       </w:r>
     </w:p>
@@ -763,6 +1018,10 @@
         </w:numPr>
       </w:pPr>
       <w:r>
+        <w:rPr>
+          <w:rFonts w:ascii="Aptos" w:hAnsi="Aptos" w:eastAsia="Aptos"/>
+          <w:sz w:val="21"/>
+        </w:rPr>
         <w:t xml:space="preserve">Si no funciona la cámara, puedes seleccionar una imagen de tu galería.</w:t>
       </w:r>
     </w:p>
@@ -775,13 +1034,14 @@
       </w:pPr>
       <w:r>
         <w:rPr>
+          <w:rFonts w:ascii="Aptos" w:hAnsi="Aptos" w:eastAsia="Aptos"/>
           <w:i/>
           <w:iCs/>
           <w:color w:val="7C93AE"/>
           <w:sz w:val="22"/>
           <w:szCs w:val="22"/>
         </w:rPr>
-        <w:t xml:space="preserve">**La foto es opcional.** Si no tienes cámara o permisos, puedes escribir directamente el código.</w:t>
+        <w:t xml:space="preserve">**La foto es obligatoria.** Sin ella, el código no funcionará.</w:t>
       </w:r>
     </w:p>
     <w:p>
@@ -790,9 +1050,11 @@
       </w:pPr>
       <w:r>
         <w:rPr>
+          <w:rFonts w:ascii="Aptos" w:hAnsi="Aptos" w:eastAsia="Aptos"/>
           <w:b/>
           <w:bCs/>
           <w:color w:val="34E39B"/>
+          <w:sz w:val="21"/>
         </w:rPr>
         <w:t xml:space="preserve">4. Escribe el código</w:t>
       </w:r>
@@ -806,6 +1068,10 @@
         </w:numPr>
       </w:pPr>
       <w:r>
+        <w:rPr>
+          <w:rFonts w:ascii="Aptos" w:hAnsi="Aptos" w:eastAsia="Aptos"/>
+          <w:sz w:val="21"/>
+        </w:rPr>
         <w:t xml:space="preserve">Escribe el código que descubriste en el campo de texto.</w:t>
       </w:r>
     </w:p>
@@ -818,6 +1084,10 @@
         </w:numPr>
       </w:pPr>
       <w:r>
+        <w:rPr>
+          <w:rFonts w:ascii="Aptos" w:hAnsi="Aptos" w:eastAsia="Aptos"/>
+          <w:sz w:val="21"/>
+        </w:rPr>
         <w:t xml:space="preserve">No importan las mayúsculas, espacios o tildes. Solo escribe las letras y números.</w:t>
       </w:r>
     </w:p>
@@ -830,26 +1100,42 @@
         </w:numPr>
       </w:pPr>
       <w:r>
+        <w:rPr>
+          <w:rFonts w:ascii="Aptos" w:hAnsi="Aptos" w:eastAsia="Aptos"/>
+          <w:sz w:val="21"/>
+        </w:rPr>
         <w:t xml:space="preserve">Presiona </w:t>
       </w:r>
       <w:r>
         <w:rPr>
-          <w:b/>
-          <w:bCs/>
+          <w:rFonts w:ascii="Aptos" w:hAnsi="Aptos" w:eastAsia="Aptos"/>
+          <w:b/>
+          <w:bCs/>
+          <w:sz w:val="21"/>
         </w:rPr>
         <w:t xml:space="preserve">Enter</w:t>
       </w:r>
       <w:r>
+        <w:rPr>
+          <w:rFonts w:ascii="Aptos" w:hAnsi="Aptos" w:eastAsia="Aptos"/>
+          <w:sz w:val="21"/>
+        </w:rPr>
         <w:t xml:space="preserve"> o toca </w:t>
       </w:r>
       <w:r>
         <w:rPr>
-          <w:b/>
-          <w:bCs/>
+          <w:rFonts w:ascii="Aptos" w:hAnsi="Aptos" w:eastAsia="Aptos"/>
+          <w:b/>
+          <w:bCs/>
+          <w:sz w:val="21"/>
         </w:rPr>
         <w:t xml:space="preserve">HACKEAR EL VIRUS</w:t>
       </w:r>
       <w:r>
+        <w:rPr>
+          <w:rFonts w:ascii="Aptos" w:hAnsi="Aptos" w:eastAsia="Aptos"/>
+          <w:sz w:val="21"/>
+        </w:rPr>
         <w:t xml:space="preserve">.</w:t>
       </w:r>
     </w:p>
@@ -859,9 +1145,11 @@
       </w:pPr>
       <w:r>
         <w:rPr>
+          <w:rFonts w:ascii="Aptos" w:hAnsi="Aptos" w:eastAsia="Aptos"/>
           <w:b/>
           <w:bCs/>
           <w:color w:val="34E39B"/>
+          <w:sz w:val="21"/>
         </w:rPr>
         <w:t xml:space="preserve">5. ¡Nivel completado!</w:t>
       </w:r>
@@ -875,16 +1163,26 @@
         </w:numPr>
       </w:pPr>
       <w:r>
+        <w:rPr>
+          <w:rFonts w:ascii="Aptos" w:hAnsi="Aptos" w:eastAsia="Aptos"/>
+          <w:sz w:val="21"/>
+        </w:rPr>
         <w:t xml:space="preserve">Si el código es </w:t>
       </w:r>
       <w:r>
         <w:rPr>
-          <w:b/>
-          <w:bCs/>
+          <w:rFonts w:ascii="Aptos" w:hAnsi="Aptos" w:eastAsia="Aptos"/>
+          <w:b/>
+          <w:bCs/>
+          <w:sz w:val="21"/>
         </w:rPr>
         <w:t xml:space="preserve">correcto</w:t>
       </w:r>
       <w:r>
+        <w:rPr>
+          <w:rFonts w:ascii="Aptos" w:hAnsi="Aptos" w:eastAsia="Aptos"/>
+          <w:sz w:val="21"/>
+        </w:rPr>
         <w:t xml:space="preserve">: verás una animación de "hackeo", ganas puntos y aparece un cuadro con:</w:t>
       </w:r>
     </w:p>
@@ -897,6 +1195,10 @@
         </w:numPr>
       </w:pPr>
       <w:r>
+        <w:rPr>
+          <w:rFonts w:ascii="Aptos" w:hAnsi="Aptos" w:eastAsia="Aptos"/>
+          <w:sz w:val="21"/>
+        </w:rPr>
         <w:t xml:space="preserve">La pieza de armadura que desbloqueaste</w:t>
       </w:r>
     </w:p>
@@ -909,6 +1211,10 @@
         </w:numPr>
       </w:pPr>
       <w:r>
+        <w:rPr>
+          <w:rFonts w:ascii="Aptos" w:hAnsi="Aptos" w:eastAsia="Aptos"/>
+          <w:sz w:val="21"/>
+        </w:rPr>
         <w:t xml:space="preserve">Un versículo bíblico</w:t>
       </w:r>
     </w:p>
@@ -921,6 +1227,10 @@
         </w:numPr>
       </w:pPr>
       <w:r>
+        <w:rPr>
+          <w:rFonts w:ascii="Aptos" w:hAnsi="Aptos" w:eastAsia="Aptos"/>
+          <w:sz w:val="21"/>
+        </w:rPr>
         <w:t xml:space="preserve">Una declaración personal</w:t>
       </w:r>
     </w:p>
@@ -933,16 +1243,26 @@
         </w:numPr>
       </w:pPr>
       <w:r>
+        <w:rPr>
+          <w:rFonts w:ascii="Aptos" w:hAnsi="Aptos" w:eastAsia="Aptos"/>
+          <w:sz w:val="21"/>
+        </w:rPr>
         <w:t xml:space="preserve">Toca </w:t>
       </w:r>
       <w:r>
         <w:rPr>
-          <w:b/>
-          <w:bCs/>
+          <w:rFonts w:ascii="Aptos" w:hAnsi="Aptos" w:eastAsia="Aptos"/>
+          <w:b/>
+          <w:bCs/>
+          <w:sz w:val="21"/>
         </w:rPr>
         <w:t xml:space="preserve">CONTINUAR</w:t>
       </w:r>
       <w:r>
+        <w:rPr>
+          <w:rFonts w:ascii="Aptos" w:hAnsi="Aptos" w:eastAsia="Aptos"/>
+          <w:sz w:val="21"/>
+        </w:rPr>
         <w:t xml:space="preserve"> para volver al mapa.</w:t>
       </w:r>
     </w:p>
@@ -955,16 +1275,26 @@
         </w:numPr>
       </w:pPr>
       <w:r>
+        <w:rPr>
+          <w:rFonts w:ascii="Aptos" w:hAnsi="Aptos" w:eastAsia="Aptos"/>
+          <w:sz w:val="21"/>
+        </w:rPr>
         <w:t xml:space="preserve">Si el código es </w:t>
       </w:r>
       <w:r>
         <w:rPr>
-          <w:b/>
-          <w:bCs/>
+          <w:rFonts w:ascii="Aptos" w:hAnsi="Aptos" w:eastAsia="Aptos"/>
+          <w:b/>
+          <w:bCs/>
+          <w:sz w:val="21"/>
         </w:rPr>
         <w:t xml:space="preserve">incorrecto</w:t>
       </w:r>
       <w:r>
+        <w:rPr>
+          <w:rFonts w:ascii="Aptos" w:hAnsi="Aptos" w:eastAsia="Aptos"/>
+          <w:sz w:val="21"/>
+        </w:rPr>
         <w:t xml:space="preserve">: verás "ACCESS DENIED". No te preocupes, puedes intentar de nuevo sin penalización.</w:t>
       </w:r>
     </w:p>
@@ -982,9 +1312,11 @@
       </w:pPr>
       <w:r>
         <w:rPr>
+          <w:rFonts w:ascii="Aptos" w:hAnsi="Aptos" w:eastAsia="Aptos"/>
           <w:b/>
           <w:bCs/>
           <w:color w:val="22D3EE"/>
+          <w:sz w:val="21"/>
         </w:rPr>
         <w:t xml:space="preserve">Paso 5: Repite para los 6 Niveles</w:t>
       </w:r>
@@ -1015,6 +1347,7 @@
           <w:p>
             <w:r>
               <w:rPr>
+                <w:rFonts w:ascii="Aptos" w:hAnsi="Aptos" w:eastAsia="Aptos"/>
                 <w:b/>
                 <w:bCs/>
                 <w:color w:val="FFFFFF"/>
@@ -1032,6 +1365,7 @@
           <w:p>
             <w:r>
               <w:rPr>
+                <w:rFonts w:ascii="Aptos" w:hAnsi="Aptos" w:eastAsia="Aptos"/>
                 <w:b/>
                 <w:bCs/>
                 <w:color w:val="FFFFFF"/>
@@ -1049,6 +1383,7 @@
           <w:p>
             <w:r>
               <w:rPr>
+                <w:rFonts w:ascii="Aptos" w:hAnsi="Aptos" w:eastAsia="Aptos"/>
                 <w:b/>
                 <w:bCs/>
                 <w:color w:val="FFFFFF"/>
@@ -1066,6 +1401,7 @@
           <w:p>
             <w:r>
               <w:rPr>
+                <w:rFonts w:ascii="Aptos" w:hAnsi="Aptos" w:eastAsia="Aptos"/>
                 <w:b/>
                 <w:bCs/>
                 <w:color w:val="FFFFFF"/>
@@ -1082,6 +1418,7 @@
           <w:p>
             <w:r>
               <w:rPr>
+                <w:rFonts w:ascii="Aptos" w:hAnsi="Aptos" w:eastAsia="Aptos"/>
                 <w:b w:val="false"/>
                 <w:bCs w:val="false"/>
                 <w:color w:val="333333"/>
@@ -1096,6 +1433,7 @@
           <w:p>
             <w:r>
               <w:rPr>
+                <w:rFonts w:ascii="Aptos" w:hAnsi="Aptos" w:eastAsia="Aptos"/>
                 <w:b w:val="false"/>
                 <w:bCs w:val="false"/>
                 <w:color w:val="333333"/>
@@ -1110,20 +1448,22 @@
           <w:p>
             <w:r>
               <w:rPr>
+                <w:rFonts w:ascii="Aptos" w:hAnsi="Aptos" w:eastAsia="Aptos"/>
                 <w:b w:val="false"/>
                 <w:bCs w:val="false"/>
                 <w:color w:val="333333"/>
                 <w:sz w:val="21"/>
                 <w:szCs w:val="21"/>
               </w:rPr>
-              <w:t xml:space="preserve">Separar tarjetas de situaciones y mentiras</w:t>
-            </w:r>
-          </w:p>
-        </w:tc>
-        <w:tc>
-          <w:p>
-            <w:r>
-              <w:rPr>
+              <w:t>Separar tarjetas de situaciónes y mentiras</w:t>
+            </w:r>
+          </w:p>
+        </w:tc>
+        <w:tc>
+          <w:p>
+            <w:r>
+              <w:rPr>
+                <w:rFonts w:ascii="Aptos" w:hAnsi="Aptos" w:eastAsia="Aptos"/>
                 <w:b w:val="false"/>
                 <w:bCs w:val="false"/>
                 <w:color w:val="333333"/>
@@ -1143,6 +1483,7 @@
           <w:p>
             <w:r>
               <w:rPr>
+                <w:rFonts w:ascii="Aptos" w:hAnsi="Aptos" w:eastAsia="Aptos"/>
                 <w:b w:val="false"/>
                 <w:bCs w:val="false"/>
                 <w:color w:val="333333"/>
@@ -1160,6 +1501,7 @@
           <w:p>
             <w:r>
               <w:rPr>
+                <w:rFonts w:ascii="Aptos" w:hAnsi="Aptos" w:eastAsia="Aptos"/>
                 <w:b w:val="false"/>
                 <w:bCs w:val="false"/>
                 <w:color w:val="333333"/>
@@ -1177,6 +1519,7 @@
           <w:p>
             <w:r>
               <w:rPr>
+                <w:rFonts w:ascii="Aptos" w:hAnsi="Aptos" w:eastAsia="Aptos"/>
                 <w:b w:val="false"/>
                 <w:bCs w:val="false"/>
                 <w:color w:val="333333"/>
@@ -1194,6 +1537,7 @@
           <w:p>
             <w:r>
               <w:rPr>
+                <w:rFonts w:ascii="Aptos" w:hAnsi="Aptos" w:eastAsia="Aptos"/>
                 <w:b w:val="false"/>
                 <w:bCs w:val="false"/>
                 <w:color w:val="333333"/>
@@ -1210,6 +1554,7 @@
           <w:p>
             <w:r>
               <w:rPr>
+                <w:rFonts w:ascii="Aptos" w:hAnsi="Aptos" w:eastAsia="Aptos"/>
                 <w:b w:val="false"/>
                 <w:bCs w:val="false"/>
                 <w:color w:val="333333"/>
@@ -1224,6 +1569,7 @@
           <w:p>
             <w:r>
               <w:rPr>
+                <w:rFonts w:ascii="Aptos" w:hAnsi="Aptos" w:eastAsia="Aptos"/>
                 <w:b w:val="false"/>
                 <w:bCs w:val="false"/>
                 <w:color w:val="333333"/>
@@ -1238,6 +1584,7 @@
           <w:p>
             <w:r>
               <w:rPr>
+                <w:rFonts w:ascii="Aptos" w:hAnsi="Aptos" w:eastAsia="Aptos"/>
                 <w:b w:val="false"/>
                 <w:bCs w:val="false"/>
                 <w:color w:val="333333"/>
@@ -1252,6 +1599,7 @@
           <w:p>
             <w:r>
               <w:rPr>
+                <w:rFonts w:ascii="Aptos" w:hAnsi="Aptos" w:eastAsia="Aptos"/>
                 <w:b w:val="false"/>
                 <w:bCs w:val="false"/>
                 <w:color w:val="333333"/>
@@ -1271,6 +1619,7 @@
           <w:p>
             <w:r>
               <w:rPr>
+                <w:rFonts w:ascii="Aptos" w:hAnsi="Aptos" w:eastAsia="Aptos"/>
                 <w:b w:val="false"/>
                 <w:bCs w:val="false"/>
                 <w:color w:val="333333"/>
@@ -1288,6 +1637,7 @@
           <w:p>
             <w:r>
               <w:rPr>
+                <w:rFonts w:ascii="Aptos" w:hAnsi="Aptos" w:eastAsia="Aptos"/>
                 <w:b w:val="false"/>
                 <w:bCs w:val="false"/>
                 <w:color w:val="333333"/>
@@ -1305,6 +1655,7 @@
           <w:p>
             <w:r>
               <w:rPr>
+                <w:rFonts w:ascii="Aptos" w:hAnsi="Aptos" w:eastAsia="Aptos"/>
                 <w:b w:val="false"/>
                 <w:bCs w:val="false"/>
                 <w:color w:val="333333"/>
@@ -1322,6 +1673,7 @@
           <w:p>
             <w:r>
               <w:rPr>
+                <w:rFonts w:ascii="Aptos" w:hAnsi="Aptos" w:eastAsia="Aptos"/>
                 <w:b w:val="false"/>
                 <w:bCs w:val="false"/>
                 <w:color w:val="333333"/>
@@ -1338,6 +1690,7 @@
           <w:p>
             <w:r>
               <w:rPr>
+                <w:rFonts w:ascii="Aptos" w:hAnsi="Aptos" w:eastAsia="Aptos"/>
                 <w:b w:val="false"/>
                 <w:bCs w:val="false"/>
                 <w:color w:val="333333"/>
@@ -1352,6 +1705,7 @@
           <w:p>
             <w:r>
               <w:rPr>
+                <w:rFonts w:ascii="Aptos" w:hAnsi="Aptos" w:eastAsia="Aptos"/>
                 <w:b w:val="false"/>
                 <w:bCs w:val="false"/>
                 <w:color w:val="333333"/>
@@ -1366,6 +1720,7 @@
           <w:p>
             <w:r>
               <w:rPr>
+                <w:rFonts w:ascii="Aptos" w:hAnsi="Aptos" w:eastAsia="Aptos"/>
                 <w:b w:val="false"/>
                 <w:bCs w:val="false"/>
                 <w:color w:val="333333"/>
@@ -1380,6 +1735,7 @@
           <w:p>
             <w:r>
               <w:rPr>
+                <w:rFonts w:ascii="Aptos" w:hAnsi="Aptos" w:eastAsia="Aptos"/>
                 <w:b w:val="false"/>
                 <w:bCs w:val="false"/>
                 <w:color w:val="333333"/>
@@ -1399,6 +1755,7 @@
           <w:p>
             <w:r>
               <w:rPr>
+                <w:rFonts w:ascii="Aptos" w:hAnsi="Aptos" w:eastAsia="Aptos"/>
                 <w:b w:val="false"/>
                 <w:bCs w:val="false"/>
                 <w:color w:val="333333"/>
@@ -1416,6 +1773,7 @@
           <w:p>
             <w:r>
               <w:rPr>
+                <w:rFonts w:ascii="Aptos" w:hAnsi="Aptos" w:eastAsia="Aptos"/>
                 <w:b w:val="false"/>
                 <w:bCs w:val="false"/>
                 <w:color w:val="333333"/>
@@ -1433,6 +1791,7 @@
           <w:p>
             <w:r>
               <w:rPr>
+                <w:rFonts w:ascii="Aptos" w:hAnsi="Aptos" w:eastAsia="Aptos"/>
                 <w:b w:val="false"/>
                 <w:bCs w:val="false"/>
                 <w:color w:val="333333"/>
@@ -1450,6 +1809,7 @@
           <w:p>
             <w:r>
               <w:rPr>
+                <w:rFonts w:ascii="Aptos" w:hAnsi="Aptos" w:eastAsia="Aptos"/>
                 <w:b w:val="false"/>
                 <w:bCs w:val="false"/>
                 <w:color w:val="333333"/>
@@ -1476,15 +1836,21 @@
       </w:pPr>
       <w:r>
         <w:rPr>
+          <w:rFonts w:ascii="Aptos" w:hAnsi="Aptos" w:eastAsia="Aptos"/>
           <w:b/>
           <w:bCs/>
           <w:color w:val="22D3EE"/>
+          <w:sz w:val="21"/>
         </w:rPr>
         <w:t xml:space="preserve">Paso 6: Tu Identidad Desbloqueada</w:t>
       </w:r>
     </w:p>
     <w:p>
       <w:r>
+        <w:rPr>
+          <w:rFonts w:ascii="Aptos" w:hAnsi="Aptos" w:eastAsia="Aptos"/>
+          <w:sz w:val="21"/>
+        </w:rPr>
         <w:t xml:space="preserve">Cuando completes los 6 niveles:</w:t>
       </w:r>
     </w:p>
@@ -1497,16 +1863,26 @@
         </w:numPr>
       </w:pPr>
       <w:r>
+        <w:rPr>
+          <w:rFonts w:ascii="Aptos" w:hAnsi="Aptos" w:eastAsia="Aptos"/>
+          <w:sz w:val="21"/>
+        </w:rPr>
         <w:t xml:space="preserve">Toca la tarjeta que dice </w:t>
       </w:r>
       <w:r>
         <w:rPr>
-          <w:b/>
-          <w:bCs/>
+          <w:rFonts w:ascii="Aptos" w:hAnsi="Aptos" w:eastAsia="Aptos"/>
+          <w:b/>
+          <w:bCs/>
+          <w:sz w:val="21"/>
         </w:rPr>
         <w:t xml:space="preserve">"¡Identidad desbloqueada!"</w:t>
       </w:r>
       <w:r>
+        <w:rPr>
+          <w:rFonts w:ascii="Aptos" w:hAnsi="Aptos" w:eastAsia="Aptos"/>
+          <w:sz w:val="21"/>
+        </w:rPr>
         <w:t xml:space="preserve">.</w:t>
       </w:r>
     </w:p>
@@ -1519,6 +1895,10 @@
         </w:numPr>
       </w:pPr>
       <w:r>
+        <w:rPr>
+          <w:rFonts w:ascii="Aptos" w:hAnsi="Aptos" w:eastAsia="Aptos"/>
+          <w:sz w:val="21"/>
+        </w:rPr>
         <w:t xml:space="preserve">Verás una pantalla de celebración con confeti.</w:t>
       </w:r>
     </w:p>
@@ -1531,6 +1911,10 @@
         </w:numPr>
       </w:pPr>
       <w:r>
+        <w:rPr>
+          <w:rFonts w:ascii="Aptos" w:hAnsi="Aptos" w:eastAsia="Aptos"/>
+          <w:sz w:val="21"/>
+        </w:rPr>
         <w:t xml:space="preserve">Escribe en los campos:</w:t>
       </w:r>
     </w:p>
@@ -1544,12 +1928,18 @@
       </w:pPr>
       <w:r>
         <w:rPr>
-          <w:b/>
-          <w:bCs/>
+          <w:rFonts w:ascii="Aptos" w:hAnsi="Aptos" w:eastAsia="Aptos"/>
+          <w:b/>
+          <w:bCs/>
+          <w:sz w:val="21"/>
         </w:rPr>
         <w:t xml:space="preserve">MI PODER:</w:t>
       </w:r>
       <w:r>
+        <w:rPr>
+          <w:rFonts w:ascii="Aptos" w:hAnsi="Aptos" w:eastAsia="Aptos"/>
+          <w:sz w:val="21"/>
+        </w:rPr>
         <w:t xml:space="preserve"> ¿Qué puedes hacer bien?</w:t>
       </w:r>
     </w:p>
@@ -1563,12 +1953,18 @@
       </w:pPr>
       <w:r>
         <w:rPr>
-          <w:b/>
-          <w:bCs/>
+          <w:rFonts w:ascii="Aptos" w:hAnsi="Aptos" w:eastAsia="Aptos"/>
+          <w:b/>
+          <w:bCs/>
+          <w:sz w:val="21"/>
         </w:rPr>
         <w:t xml:space="preserve">VERDAD QUE NECESITO RECORDAR:</w:t>
       </w:r>
       <w:r>
+        <w:rPr>
+          <w:rFonts w:ascii="Aptos" w:hAnsi="Aptos" w:eastAsia="Aptos"/>
+          <w:sz w:val="21"/>
+        </w:rPr>
         <w:t xml:space="preserve"> ¿Qué verdad de Dios quieres recordar?</w:t>
       </w:r>
     </w:p>
@@ -1582,12 +1978,18 @@
       </w:pPr>
       <w:r>
         <w:rPr>
-          <w:b/>
-          <w:bCs/>
+          <w:rFonts w:ascii="Aptos" w:hAnsi="Aptos" w:eastAsia="Aptos"/>
+          <w:b/>
+          <w:bCs/>
+          <w:sz w:val="21"/>
         </w:rPr>
         <w:t xml:space="preserve">MI PROPÓSITO:</w:t>
       </w:r>
       <w:r>
+        <w:rPr>
+          <w:rFonts w:ascii="Aptos" w:hAnsi="Aptos" w:eastAsia="Aptos"/>
+          <w:sz w:val="21"/>
+        </w:rPr>
         <w:t xml:space="preserve"> ¿Para qué crees que Dios te puso en el mundo?</w:t>
       </w:r>
     </w:p>
@@ -1600,16 +2002,26 @@
         </w:numPr>
       </w:pPr>
       <w:r>
+        <w:rPr>
+          <w:rFonts w:ascii="Aptos" w:hAnsi="Aptos" w:eastAsia="Aptos"/>
+          <w:sz w:val="21"/>
+        </w:rPr>
         <w:t xml:space="preserve">Toca </w:t>
       </w:r>
       <w:r>
         <w:rPr>
-          <w:b/>
-          <w:bCs/>
+          <w:rFonts w:ascii="Aptos" w:hAnsi="Aptos" w:eastAsia="Aptos"/>
+          <w:b/>
+          <w:bCs/>
+          <w:sz w:val="21"/>
         </w:rPr>
         <w:t xml:space="preserve">DESCARGAR MI TARJETA</w:t>
       </w:r>
       <w:r>
+        <w:rPr>
+          <w:rFonts w:ascii="Aptos" w:hAnsi="Aptos" w:eastAsia="Aptos"/>
+          <w:sz w:val="21"/>
+        </w:rPr>
         <w:t xml:space="preserve"> para guardar una imagen con tu nombre y tu avatar.</w:t>
       </w:r>
     </w:p>
@@ -1627,9 +2039,11 @@
       </w:pPr>
       <w:r>
         <w:rPr>
+          <w:rFonts w:ascii="Aptos" w:hAnsi="Aptos" w:eastAsia="Aptos"/>
           <w:b/>
           <w:bCs/>
           <w:color w:val="22D3EE"/>
+          <w:sz w:val="21"/>
         </w:rPr>
         <w:t xml:space="preserve">Consejos</w:t>
       </w:r>
@@ -1644,12 +2058,18 @@
       </w:pPr>
       <w:r>
         <w:rPr>
-          <w:b/>
-          <w:bCs/>
+          <w:rFonts w:ascii="Aptos" w:hAnsi="Aptos" w:eastAsia="Aptos"/>
+          <w:b/>
+          <w:bCs/>
+          <w:sz w:val="21"/>
         </w:rPr>
         <w:t xml:space="preserve">No se pueden saltar niveles.</w:t>
       </w:r>
       <w:r>
+        <w:rPr>
+          <w:rFonts w:ascii="Aptos" w:hAnsi="Aptos" w:eastAsia="Aptos"/>
+          <w:sz w:val="21"/>
+        </w:rPr>
         <w:t xml:space="preserve"> Hay que hacerlos en orden.</w:t>
       </w:r>
     </w:p>
@@ -1663,31 +2083,43 @@
       </w:pPr>
       <w:r>
         <w:rPr>
-          <w:b/>
-          <w:bCs/>
-        </w:rPr>
-        <w:t xml:space="preserve">La foto es opcional.</w:t>
-      </w:r>
-      <w:r>
-        <w:t xml:space="preserve"> Te ayuda como evidencia, pero si no tienes cámara puedes escribir el código directamente.</w:t>
-      </w:r>
-    </w:p>
-    <w:p>
-      <w:pPr>
-        <w:pStyle w:val="ListParagraph"/>
-        <w:numPr>
-          <w:ilvl w:val="0"/>
-          <w:numId w:val="1"/>
-        </w:numPr>
-      </w:pPr>
-      <w:r>
-        <w:rPr>
-          <w:b/>
-          <w:bCs/>
+          <w:rFonts w:ascii="Aptos" w:hAnsi="Aptos" w:eastAsia="Aptos"/>
+          <w:b/>
+          <w:bCs/>
+          <w:sz w:val="21"/>
+        </w:rPr>
+        <w:t xml:space="preserve">La foto es obligatoria.</w:t>
+      </w:r>
+      <w:r>
+        <w:rPr>
+          <w:rFonts w:ascii="Aptos" w:hAnsi="Aptos" w:eastAsia="Aptos"/>
+          <w:sz w:val="21"/>
+        </w:rPr>
+        <w:t xml:space="preserve"> El código nunca funciona sin evidencia.</w:t>
+      </w:r>
+    </w:p>
+    <w:p>
+      <w:pPr>
+        <w:pStyle w:val="ListParagraph"/>
+        <w:numPr>
+          <w:ilvl w:val="0"/>
+          <w:numId w:val="1"/>
+        </w:numPr>
+      </w:pPr>
+      <w:r>
+        <w:rPr>
+          <w:rFonts w:ascii="Aptos" w:hAnsi="Aptos" w:eastAsia="Aptos"/>
+          <w:b/>
+          <w:bCs/>
+          <w:sz w:val="21"/>
         </w:rPr>
         <w:t xml:space="preserve">El código es flexible.</w:t>
       </w:r>
       <w:r>
+        <w:rPr>
+          <w:rFonts w:ascii="Aptos" w:hAnsi="Aptos" w:eastAsia="Aptos"/>
+          <w:sz w:val="21"/>
+        </w:rPr>
         <w:t xml:space="preserve"> Espacios, mayúsculas y tildes no importan. "Juan 1:12" es igual a "juan112".</w:t>
       </w:r>
     </w:p>
@@ -1701,12 +2133,18 @@
       </w:pPr>
       <w:r>
         <w:rPr>
-          <w:b/>
-          <w:bCs/>
+          <w:rFonts w:ascii="Aptos" w:hAnsi="Aptos" w:eastAsia="Aptos"/>
+          <w:b/>
+          <w:bCs/>
+          <w:sz w:val="21"/>
         </w:rPr>
         <w:t xml:space="preserve">El cronómetro</w:t>
       </w:r>
       <w:r>
+        <w:rPr>
+          <w:rFonts w:ascii="Aptos" w:hAnsi="Aptos" w:eastAsia="Aptos"/>
+          <w:sz w:val="21"/>
+        </w:rPr>
         <w:t xml:space="preserve"> te da un bono de puntos si terminas rápido, pero no te preocupes si te tardas. Puedes seguir jugando.</w:t>
       </w:r>
     </w:p>
@@ -1720,12 +2158,18 @@
       </w:pPr>
       <w:r>
         <w:rPr>
-          <w:b/>
-          <w:bCs/>
+          <w:rFonts w:ascii="Aptos" w:hAnsi="Aptos" w:eastAsia="Aptos"/>
+          <w:b/>
+          <w:bCs/>
+          <w:sz w:val="21"/>
         </w:rPr>
         <w:t xml:space="preserve">Si sales de un nivel y vuelves,</w:t>
       </w:r>
       <w:r>
+        <w:rPr>
+          <w:rFonts w:ascii="Aptos" w:hAnsi="Aptos" w:eastAsia="Aptos"/>
+          <w:sz w:val="21"/>
+        </w:rPr>
         <w:t xml:space="preserve"> el cronómetro se reinicia a 5:00.</w:t>
       </w:r>
     </w:p>
@@ -1739,12 +2183,18 @@
       </w:pPr>
       <w:r>
         <w:rPr>
-          <w:b/>
-          <w:bCs/>
+          <w:rFonts w:ascii="Aptos" w:hAnsi="Aptos" w:eastAsia="Aptos"/>
+          <w:b/>
+          <w:bCs/>
+          <w:sz w:val="21"/>
         </w:rPr>
         <w:t xml:space="preserve">Para volver al mapa,</w:t>
       </w:r>
       <w:r>
+        <w:rPr>
+          <w:rFonts w:ascii="Aptos" w:hAnsi="Aptos" w:eastAsia="Aptos"/>
+          <w:sz w:val="21"/>
+        </w:rPr>
         <w:t xml:space="preserve"> toca la flecha ← arriba a la izquierda.</w:t>
       </w:r>
     </w:p>
@@ -1758,12 +2208,18 @@
       </w:pPr>
       <w:r>
         <w:rPr>
-          <w:b/>
-          <w:bCs/>
+          <w:rFonts w:ascii="Aptos" w:hAnsi="Aptos" w:eastAsia="Aptos"/>
+          <w:b/>
+          <w:bCs/>
+          <w:sz w:val="21"/>
         </w:rPr>
         <w:t xml:space="preserve">Puedes ajustar el volumen</w:t>
       </w:r>
       <w:r>
+        <w:rPr>
+          <w:rFonts w:ascii="Aptos" w:hAnsi="Aptos" w:eastAsia="Aptos"/>
+          <w:sz w:val="21"/>
+        </w:rPr>
         <w:t xml:space="preserve"> de la música, las voces y los sonidos desde la barra superior.</w:t>
       </w:r>
     </w:p>
@@ -1777,12 +2233,18 @@
       </w:pPr>
       <w:r>
         <w:rPr>
-          <w:b/>
-          <w:bCs/>
+          <w:rFonts w:ascii="Aptos" w:hAnsi="Aptos" w:eastAsia="Aptos"/>
+          <w:b/>
+          <w:bCs/>
+          <w:sz w:val="21"/>
         </w:rPr>
         <w:t xml:space="preserve">Todo queda en tu dispositivo.</w:t>
       </w:r>
       <w:r>
+        <w:rPr>
+          <w:rFonts w:ascii="Aptos" w:hAnsi="Aptos" w:eastAsia="Aptos"/>
+          <w:sz w:val="21"/>
+        </w:rPr>
         <w:t xml:space="preserve"> Nada se envía a ningún lado.</w:t>
       </w:r>
     </w:p>
@@ -1796,6 +2258,10 @@
     </w:p>
     <w:p>
       <w:r>
+        <w:rPr>
+          <w:rFonts w:ascii="Aptos" w:hAnsi="Aptos" w:eastAsia="Aptos"/>
+          <w:sz w:val="21"/>
+        </w:rPr>
         <w:t xml:space="preserve">*¡Buena suerte, Operador! Tu identidad está en Cristo, no en las comparaciones.*</w:t>
       </w:r>
     </w:p>
